--- a/WebContent/docx/乳腺癌56基因报告-重庆分子.docx
+++ b/WebContent/docx/乳腺癌56基因报告-重庆分子.docx
@@ -2972,17 +2972,17 @@
           </w14:shadow>
         </w:rPr>
       </w:pPr>
-      <w:bookmarkStart w:id="0" w:name="_Toc27500"/>
-      <w:bookmarkStart w:id="1" w:name="_Toc21669"/>
-      <w:bookmarkStart w:id="2" w:name="_Toc10446"/>
-      <w:bookmarkStart w:id="3" w:name="_Toc24178_WPSOffice_Level1"/>
-      <w:bookmarkStart w:id="4" w:name="_Toc6322"/>
-      <w:bookmarkStart w:id="5" w:name="_Toc24397"/>
-      <w:bookmarkStart w:id="6" w:name="_Toc21009_WPSOffice_Level1"/>
-      <w:bookmarkStart w:id="7" w:name="_Toc13806"/>
-      <w:bookmarkStart w:id="8" w:name="_Toc32054"/>
-      <w:bookmarkStart w:id="9" w:name="_Toc28303"/>
-      <w:bookmarkStart w:id="10" w:name="_Toc30143_WPSOffice_Level1"/>
+      <w:bookmarkStart w:id="0" w:name="_Toc10446"/>
+      <w:bookmarkStart w:id="1" w:name="_Toc32054"/>
+      <w:bookmarkStart w:id="2" w:name="_Toc24178_WPSOffice_Level1"/>
+      <w:bookmarkStart w:id="3" w:name="_Toc6322"/>
+      <w:bookmarkStart w:id="4" w:name="_Toc28303"/>
+      <w:bookmarkStart w:id="5" w:name="_Toc21009_WPSOffice_Level1"/>
+      <w:bookmarkStart w:id="6" w:name="_Toc27500"/>
+      <w:bookmarkStart w:id="7" w:name="_Toc21669"/>
+      <w:bookmarkStart w:id="8" w:name="_Toc13806"/>
+      <w:bookmarkStart w:id="9" w:name="_Toc30143_WPSOffice_Level1"/>
+      <w:bookmarkStart w:id="10" w:name="_Toc24397"/>
       <w:r>
         <w:rPr>
           <w:rFonts w:ascii="Times New Roman" w:hAnsi="Times New Roman"/>
@@ -3046,7 +3046,6 @@
             <w:insideH w:val="single" w:color="BEBEBE" w:themeColor="background1" w:themeShade="BF" w:sz="4" w:space="0"/>
             <w:insideV w:val="single" w:color="BEBEBE" w:themeColor="background1" w:themeShade="BF" w:sz="4" w:space="0"/>
           </w:tblBorders>
-          <w:shd w:val="clear" w:color="auto" w:fill="FFFFFF" w:themeFill="background1"/>
           <w:tblCellMar>
             <w:top w:w="0" w:type="dxa"/>
             <w:left w:w="108" w:type="dxa"/>
@@ -3342,41 +3341,10 @@
                 <w:sz w:val="21"/>
                 <w:lang w:eastAsia="zh-CN"/>
               </w:rPr>
-              <w:t xml:space="preserve">{% if summaryOfRresults.type == </w:t>
-            </w:r>
-            <w:r>
-              <w:rPr>
-                <w:rFonts w:ascii="Times New Roman" w:hAnsi="Times New Roman" w:eastAsia="微软雅黑" w:cs="黑体"/>
-                <w:sz w:val="21"/>
-                <w:lang w:eastAsia="zh-CN"/>
-              </w:rPr>
-              <w:t>“tissue”</w:t>
-            </w:r>
-            <w:r>
-              <w:rPr>
-                <w:rFonts w:hint="eastAsia" w:ascii="Times New Roman" w:hAnsi="Times New Roman" w:eastAsia="微软雅黑" w:cs="黑体"/>
-                <w:sz w:val="21"/>
-                <w:lang w:eastAsia="zh-CN"/>
-              </w:rPr>
-              <w:t xml:space="preserve"> %}石蜡样本{% else %}</w:t>
-            </w:r>
-            <w:r>
-              <w:rPr>
-                <w:rFonts w:hint="eastAsia" w:ascii="微软雅黑" w:hAnsi="微软雅黑" w:eastAsia="微软雅黑" w:cs="微软雅黑"/>
-                <w:sz w:val="21"/>
-                <w:szCs w:val="21"/>
-                <w:lang w:val="en-US" w:eastAsia="zh-CN" w:bidi="ar"/>
-              </w:rPr>
-              <w:t>血液</w:t>
-            </w:r>
-            <w:r>
-              <w:rPr>
-                <w:rFonts w:hint="eastAsia" w:ascii="Times New Roman" w:hAnsi="Times New Roman" w:eastAsia="微软雅黑" w:cs="黑体"/>
-                <w:sz w:val="21"/>
-                <w:lang w:eastAsia="zh-CN"/>
-              </w:rPr>
-              <w:t>{% endif %}</w:t>
-            </w:r>
+              <w:t>{% if type == "tissue" %}{%if "胸腹水" in specimentype %}胸腹水{% else %}石蜡样本{% endif %}{% elif type == "blood" %}{%if "胸腹水(上清)" in specimentype %}胸腹水(上清){% else %}血液{% endif %}{% endif %}</w:t>
+            </w:r>
+            <w:bookmarkStart w:id="173" w:name="_GoBack"/>
+            <w:bookmarkEnd w:id="173"/>
           </w:p>
         </w:tc>
       </w:tr>
@@ -3390,7 +3358,6 @@
             <w:insideH w:val="single" w:color="BEBEBE" w:themeColor="background1" w:themeShade="BF" w:sz="4" w:space="0"/>
             <w:insideV w:val="single" w:color="BEBEBE" w:themeColor="background1" w:themeShade="BF" w:sz="4" w:space="0"/>
           </w:tblBorders>
-          <w:shd w:val="clear" w:color="auto" w:fill="FFFFFF" w:themeFill="background1"/>
           <w:tblCellMar>
             <w:top w:w="0" w:type="dxa"/>
             <w:left w:w="108" w:type="dxa"/>
@@ -3537,7 +3504,6 @@
             <w:insideH w:val="single" w:color="BEBEBE" w:themeColor="background1" w:themeShade="BF" w:sz="4" w:space="0"/>
             <w:insideV w:val="single" w:color="BEBEBE" w:themeColor="background1" w:themeShade="BF" w:sz="4" w:space="0"/>
           </w:tblBorders>
-          <w:shd w:val="clear" w:color="auto" w:fill="FFFFFF" w:themeFill="background1"/>
           <w:tblCellMar>
             <w:top w:w="0" w:type="dxa"/>
             <w:left w:w="108" w:type="dxa"/>
@@ -3723,16 +3689,16 @@
           </w14:shadow>
         </w:rPr>
       </w:pPr>
-      <w:bookmarkStart w:id="11" w:name="_Toc7021_WPSOffice_Level1"/>
-      <w:bookmarkStart w:id="12" w:name="_Toc15297"/>
-      <w:bookmarkStart w:id="13" w:name="_Toc13931"/>
-      <w:bookmarkStart w:id="14" w:name="_Toc10518"/>
-      <w:bookmarkStart w:id="15" w:name="_Toc17451"/>
-      <w:bookmarkStart w:id="16" w:name="_Toc11465"/>
-      <w:bookmarkStart w:id="17" w:name="_Toc19594"/>
-      <w:bookmarkStart w:id="18" w:name="_Toc11015_WPSOffice_Level1"/>
-      <w:bookmarkStart w:id="19" w:name="_Toc18062_WPSOffice_Level1"/>
-      <w:bookmarkStart w:id="20" w:name="_Toc16456"/>
+      <w:bookmarkStart w:id="11" w:name="_Toc10518"/>
+      <w:bookmarkStart w:id="12" w:name="_Toc17451"/>
+      <w:bookmarkStart w:id="13" w:name="_Toc11465"/>
+      <w:bookmarkStart w:id="14" w:name="_Toc15297"/>
+      <w:bookmarkStart w:id="15" w:name="_Toc11015_WPSOffice_Level1"/>
+      <w:bookmarkStart w:id="16" w:name="_Toc18062_WPSOffice_Level1"/>
+      <w:bookmarkStart w:id="17" w:name="_Toc16456"/>
+      <w:bookmarkStart w:id="18" w:name="_Toc7021_WPSOffice_Level1"/>
+      <w:bookmarkStart w:id="19" w:name="_Toc13931"/>
+      <w:bookmarkStart w:id="20" w:name="_Toc19594"/>
       <w:bookmarkStart w:id="21" w:name="_Toc3823"/>
       <w:r>
         <w:rPr>
@@ -4031,16 +3997,16 @@
           </w14:shadow>
         </w:rPr>
       </w:pPr>
-      <w:bookmarkStart w:id="23" w:name="_Toc18058"/>
-      <w:bookmarkStart w:id="24" w:name="_Toc3871"/>
-      <w:bookmarkStart w:id="25" w:name="_Toc6221_WPSOffice_Level1"/>
-      <w:bookmarkStart w:id="26" w:name="_Toc1410"/>
-      <w:bookmarkStart w:id="27" w:name="_Toc23369_WPSOffice_Level1"/>
-      <w:bookmarkStart w:id="28" w:name="_Toc2563"/>
+      <w:bookmarkStart w:id="23" w:name="_Toc23369_WPSOffice_Level1"/>
+      <w:bookmarkStart w:id="24" w:name="_Toc1410"/>
+      <w:bookmarkStart w:id="25" w:name="_Toc2563"/>
+      <w:bookmarkStart w:id="26" w:name="_Toc4088"/>
+      <w:bookmarkStart w:id="27" w:name="_Toc6221_WPSOffice_Level1"/>
+      <w:bookmarkStart w:id="28" w:name="_Toc3871"/>
       <w:bookmarkStart w:id="29" w:name="_Toc25920"/>
-      <w:bookmarkStart w:id="30" w:name="_Toc4088"/>
-      <w:bookmarkStart w:id="31" w:name="_Toc11387"/>
-      <w:bookmarkStart w:id="32" w:name="_Toc16704"/>
+      <w:bookmarkStart w:id="30" w:name="_Toc18058"/>
+      <w:bookmarkStart w:id="31" w:name="_Toc16704"/>
+      <w:bookmarkStart w:id="32" w:name="_Toc11387"/>
       <w:r>
         <w:rPr>
           <w:rFonts w:hint="eastAsia" w:ascii="Times New Roman" w:hAnsi="Times New Roman"/>
@@ -4109,9 +4075,9 @@
           <w:lang w:eastAsia="zh-CN"/>
         </w:rPr>
       </w:pPr>
-      <w:bookmarkStart w:id="33" w:name="_Toc30877"/>
+      <w:bookmarkStart w:id="33" w:name="_Toc149837254"/>
       <w:bookmarkStart w:id="34" w:name="_Toc24467"/>
-      <w:bookmarkStart w:id="35" w:name="_Toc149837254"/>
+      <w:bookmarkStart w:id="35" w:name="_Toc30877"/>
       <w:r>
         <w:rPr>
           <w:rFonts w:hint="eastAsia"/>
@@ -5503,17 +5469,17 @@
           <w:lang w:eastAsia="zh-CN"/>
         </w:rPr>
       </w:pPr>
-      <w:bookmarkStart w:id="38" w:name="_Toc32621"/>
-      <w:bookmarkStart w:id="39" w:name="_Toc19430"/>
-      <w:bookmarkStart w:id="40" w:name="_Toc149837255"/>
-      <w:bookmarkStart w:id="41" w:name="_Toc22132"/>
-      <w:bookmarkStart w:id="42" w:name="_Toc2781"/>
-      <w:bookmarkStart w:id="43" w:name="_Toc19184"/>
-      <w:bookmarkStart w:id="44" w:name="_Toc12381"/>
-      <w:bookmarkStart w:id="45" w:name="_Toc14062"/>
-      <w:bookmarkStart w:id="46" w:name="_Toc20136_WPSOffice_Level1"/>
-      <w:bookmarkStart w:id="47" w:name="_Toc284"/>
-      <w:bookmarkStart w:id="48" w:name="_Toc19898_WPSOffice_Level1"/>
+      <w:bookmarkStart w:id="38" w:name="_Toc149837255"/>
+      <w:bookmarkStart w:id="39" w:name="_Toc32621"/>
+      <w:bookmarkStart w:id="40" w:name="_Toc19430"/>
+      <w:bookmarkStart w:id="41" w:name="_Toc284"/>
+      <w:bookmarkStart w:id="42" w:name="_Toc19898_WPSOffice_Level1"/>
+      <w:bookmarkStart w:id="43" w:name="_Toc2781"/>
+      <w:bookmarkStart w:id="44" w:name="_Toc22132"/>
+      <w:bookmarkStart w:id="45" w:name="_Toc19184"/>
+      <w:bookmarkStart w:id="46" w:name="_Toc12381"/>
+      <w:bookmarkStart w:id="47" w:name="_Toc14062"/>
+      <w:bookmarkStart w:id="48" w:name="_Toc20136_WPSOffice_Level1"/>
       <w:r>
         <w:rPr>
           <w:rFonts w:hint="eastAsia"/>
@@ -6732,8 +6698,8 @@
           <w:lang w:eastAsia="zh-CN"/>
         </w:rPr>
       </w:pPr>
-      <w:bookmarkStart w:id="49" w:name="_Toc4408"/>
-      <w:bookmarkStart w:id="50" w:name="_Toc30153"/>
+      <w:bookmarkStart w:id="49" w:name="_Toc30153"/>
+      <w:bookmarkStart w:id="50" w:name="_Toc4408"/>
       <w:r>
         <w:rPr>
           <w:rStyle w:val="36"/>
@@ -6763,10 +6729,10 @@
       <w:bookmarkEnd w:id="49"/>
       <w:bookmarkEnd w:id="50"/>
       <w:bookmarkStart w:id="51" w:name="_Toc15063"/>
-      <w:bookmarkStart w:id="52" w:name="_Toc18062_WPSOffice_Level2"/>
-      <w:bookmarkStart w:id="53" w:name="_Toc11015_WPSOffice_Level2"/>
-      <w:bookmarkStart w:id="54" w:name="_Toc23375"/>
-      <w:bookmarkStart w:id="55" w:name="_Toc9088"/>
+      <w:bookmarkStart w:id="52" w:name="_Toc23375"/>
+      <w:bookmarkStart w:id="53" w:name="_Toc9088"/>
+      <w:bookmarkStart w:id="54" w:name="_Toc18062_WPSOffice_Level2"/>
+      <w:bookmarkStart w:id="55" w:name="_Toc11015_WPSOffice_Level2"/>
     </w:p>
     <w:bookmarkEnd w:id="51"/>
     <w:bookmarkEnd w:id="52"/>
@@ -11527,14 +11493,14 @@
       <w:bookmarkStart w:id="59" w:name="_Toc18064"/>
       <w:bookmarkStart w:id="60" w:name="_Toc23722"/>
       <w:bookmarkStart w:id="61" w:name="_Toc149837259"/>
-      <w:bookmarkStart w:id="62" w:name="_Toc7551_WPSOffice_Level2"/>
-      <w:bookmarkStart w:id="63" w:name="_Toc25675"/>
-      <w:bookmarkStart w:id="64" w:name="_Toc17410"/>
-      <w:bookmarkStart w:id="65" w:name="_Toc25737"/>
-      <w:bookmarkStart w:id="66" w:name="_Toc4339"/>
+      <w:bookmarkStart w:id="62" w:name="_Toc25675"/>
+      <w:bookmarkStart w:id="63" w:name="_Toc626"/>
+      <w:bookmarkStart w:id="64" w:name="_Toc25737"/>
+      <w:bookmarkStart w:id="65" w:name="_Toc4339"/>
+      <w:bookmarkStart w:id="66" w:name="_Toc17410"/>
       <w:bookmarkStart w:id="67" w:name="_Toc1549"/>
-      <w:bookmarkStart w:id="68" w:name="_Toc626"/>
-      <w:bookmarkStart w:id="69" w:name="_Toc6221_WPSOffice_Level2"/>
+      <w:bookmarkStart w:id="68" w:name="_Toc6221_WPSOffice_Level2"/>
+      <w:bookmarkStart w:id="69" w:name="_Toc7551_WPSOffice_Level2"/>
       <w:r>
         <w:rPr>
           <w:rFonts w:hint="eastAsia"/>
@@ -15945,9 +15911,9 @@
         <w:br w:type="page"/>
       </w:r>
       <w:bookmarkEnd w:id="73"/>
-      <w:bookmarkStart w:id="74" w:name="_Toc2404"/>
+      <w:bookmarkStart w:id="74" w:name="_Toc15033"/>
       <w:bookmarkStart w:id="75" w:name="_Toc149837261"/>
-      <w:bookmarkStart w:id="76" w:name="_Toc15033"/>
+      <w:bookmarkStart w:id="76" w:name="_Toc2404"/>
       <w:r>
         <w:rPr>
           <w:rFonts w:hint="eastAsia" w:ascii="Times New Roman" w:hAnsi="Times New Roman" w:eastAsia="微软雅黑" w:cs="Times New Roman"/>
@@ -16020,9 +15986,9 @@
           <w:lang w:eastAsia="zh-CN"/>
         </w:rPr>
       </w:pPr>
-      <w:bookmarkStart w:id="77" w:name="_Toc20454"/>
-      <w:bookmarkStart w:id="78" w:name="_Toc149837262"/>
-      <w:bookmarkStart w:id="79" w:name="_Toc28063"/>
+      <w:bookmarkStart w:id="77" w:name="_Toc28063"/>
+      <w:bookmarkStart w:id="78" w:name="_Toc20454"/>
+      <w:bookmarkStart w:id="79" w:name="_Toc149837262"/>
       <w:r>
         <w:rPr>
           <w:rFonts w:hint="eastAsia"/>
@@ -16097,12 +16063,6 @@
             <w:insideH w:val="dotted" w:color="033F86" w:sz="4" w:space="0"/>
             <w:insideV w:val="dotted" w:color="033F86" w:sz="4" w:space="0"/>
           </w:tblBorders>
-          <w:tblCellMar>
-            <w:top w:w="0" w:type="dxa"/>
-            <w:left w:w="108" w:type="dxa"/>
-            <w:bottom w:w="0" w:type="dxa"/>
-            <w:right w:w="108" w:type="dxa"/>
-          </w:tblCellMar>
         </w:tblPrEx>
         <w:trPr>
           <w:jc w:val="center"/>
@@ -19112,18 +19072,18 @@
         </w:rPr>
       </w:pPr>
       <w:bookmarkStart w:id="80" w:name="_Toc23903"/>
-      <w:bookmarkStart w:id="81" w:name="_Toc32443_WPSOffice_Level1"/>
-      <w:bookmarkStart w:id="82" w:name="_Toc25727"/>
+      <w:bookmarkStart w:id="81" w:name="_Toc180"/>
+      <w:bookmarkStart w:id="82" w:name="_Toc30705"/>
       <w:bookmarkStart w:id="83" w:name="_Toc23846_WPSOffice_Level1"/>
-      <w:bookmarkStart w:id="84" w:name="_Toc180"/>
+      <w:bookmarkStart w:id="84" w:name="_Toc4331_WPSOffice_Level1"/>
       <w:bookmarkStart w:id="85" w:name="_Toc149837263"/>
-      <w:bookmarkStart w:id="86" w:name="_Toc2289"/>
-      <w:bookmarkStart w:id="87" w:name="_Toc4331_WPSOffice_Level1"/>
-      <w:bookmarkStart w:id="88" w:name="_Toc30705"/>
+      <w:bookmarkStart w:id="86" w:name="_Toc25727"/>
+      <w:bookmarkStart w:id="87" w:name="_Toc32443_WPSOffice_Level1"/>
+      <w:bookmarkStart w:id="88" w:name="_Toc2289"/>
       <w:bookmarkStart w:id="89" w:name="_Toc26395"/>
       <w:bookmarkStart w:id="90" w:name="_Toc32468"/>
-      <w:bookmarkStart w:id="91" w:name="_Toc20694"/>
-      <w:bookmarkStart w:id="92" w:name="_Toc29383"/>
+      <w:bookmarkStart w:id="91" w:name="_Toc29383"/>
+      <w:bookmarkStart w:id="92" w:name="_Toc20694"/>
       <w:bookmarkStart w:id="93" w:name="_Toc6784"/>
       <w:r>
         <w:rPr>
@@ -19184,11 +19144,11 @@
         </w:rPr>
       </w:pPr>
       <w:bookmarkStart w:id="94" w:name="_Toc32443_WPSOffice_Level2"/>
-      <w:bookmarkStart w:id="95" w:name="_Toc28062"/>
-      <w:bookmarkStart w:id="96" w:name="_Toc32302"/>
-      <w:bookmarkStart w:id="97" w:name="_Toc27407"/>
-      <w:bookmarkStart w:id="98" w:name="_Toc23606"/>
-      <w:bookmarkStart w:id="99" w:name="_Toc4331_WPSOffice_Level2"/>
+      <w:bookmarkStart w:id="95" w:name="_Toc23606"/>
+      <w:bookmarkStart w:id="96" w:name="_Toc28062"/>
+      <w:bookmarkStart w:id="97" w:name="_Toc4331_WPSOffice_Level2"/>
+      <w:bookmarkStart w:id="98" w:name="_Toc27407"/>
+      <w:bookmarkStart w:id="99" w:name="_Toc32302"/>
       <w:bookmarkStart w:id="100" w:name="_Toc149837264"/>
       <w:r>
         <w:rPr>
@@ -22133,12 +22093,6 @@
             <w:insideH w:val="dotted" w:color="45A3A7" w:sz="4" w:space="0"/>
             <w:insideV w:val="dotted" w:color="45A3A7" w:sz="4" w:space="0"/>
           </w:tblBorders>
-          <w:tblCellMar>
-            <w:top w:w="0" w:type="dxa"/>
-            <w:left w:w="108" w:type="dxa"/>
-            <w:bottom w:w="0" w:type="dxa"/>
-            <w:right w:w="108" w:type="dxa"/>
-          </w:tblCellMar>
         </w:tblPrEx>
         <w:trPr>
           <w:trHeight w:val="417" w:hRule="atLeast"/>
@@ -32656,15 +32610,15 @@
       <w:bookmarkEnd w:id="91"/>
       <w:bookmarkEnd w:id="92"/>
       <w:bookmarkEnd w:id="93"/>
-      <w:bookmarkStart w:id="104" w:name="_Toc27302"/>
-      <w:bookmarkStart w:id="105" w:name="_Toc12505"/>
-      <w:bookmarkStart w:id="106" w:name="_Toc13196_WPSOffice_Level1"/>
-      <w:bookmarkStart w:id="107" w:name="_Toc16594"/>
-      <w:bookmarkStart w:id="108" w:name="_Toc28240"/>
-      <w:bookmarkStart w:id="109" w:name="_Toc21764_WPSOffice_Level1"/>
-      <w:bookmarkStart w:id="110" w:name="_Toc1707_WPSOffice_Level1"/>
-      <w:bookmarkStart w:id="111" w:name="_Toc2409"/>
-      <w:bookmarkStart w:id="112" w:name="_Toc18680"/>
+      <w:bookmarkStart w:id="104" w:name="_Toc1707_WPSOffice_Level1"/>
+      <w:bookmarkStart w:id="105" w:name="_Toc18680"/>
+      <w:bookmarkStart w:id="106" w:name="_Toc2409"/>
+      <w:bookmarkStart w:id="107" w:name="_Toc21764_WPSOffice_Level1"/>
+      <w:bookmarkStart w:id="108" w:name="_Toc27302"/>
+      <w:bookmarkStart w:id="109" w:name="_Toc12505"/>
+      <w:bookmarkStart w:id="110" w:name="_Toc13196_WPSOffice_Level1"/>
+      <w:bookmarkStart w:id="111" w:name="_Toc16594"/>
+      <w:bookmarkStart w:id="112" w:name="_Toc28240"/>
       <w:r>
         <w:rPr>
           <w:rFonts w:hint="eastAsia" w:ascii="Times New Roman" w:hAnsi="Times New Roman" w:eastAsia="微软雅黑" w:cs="Times New Roman"/>
@@ -32690,14 +32644,14 @@
           <w:lang w:eastAsia="zh-CN"/>
         </w:rPr>
       </w:pPr>
-      <w:bookmarkStart w:id="113" w:name="_Toc16347"/>
+      <w:bookmarkStart w:id="113" w:name="_Toc1707_WPSOffice_Level2"/>
       <w:bookmarkStart w:id="114" w:name="_Toc149837267"/>
-      <w:bookmarkStart w:id="115" w:name="_Toc29437"/>
+      <w:bookmarkStart w:id="115" w:name="_Toc16347"/>
       <w:bookmarkStart w:id="116" w:name="_Toc14132"/>
       <w:bookmarkStart w:id="117" w:name="_Toc16054"/>
-      <w:bookmarkStart w:id="118" w:name="_Toc26649"/>
-      <w:bookmarkStart w:id="119" w:name="_Toc21764_WPSOffice_Level2"/>
-      <w:bookmarkStart w:id="120" w:name="_Toc1707_WPSOffice_Level2"/>
+      <w:bookmarkStart w:id="118" w:name="_Toc29437"/>
+      <w:bookmarkStart w:id="119" w:name="_Toc26649"/>
+      <w:bookmarkStart w:id="120" w:name="_Toc21764_WPSOffice_Level2"/>
       <w:r>
         <w:rPr>
           <w:color w:val="auto"/>
@@ -34790,8 +34744,8 @@
           </w14:shadow>
         </w:rPr>
       </w:pPr>
-      <w:bookmarkStart w:id="121" w:name="_Toc15012"/>
-      <w:bookmarkStart w:id="122" w:name="_Toc32388"/>
+      <w:bookmarkStart w:id="121" w:name="_Toc32388"/>
+      <w:bookmarkStart w:id="122" w:name="_Toc15012"/>
       <w:r>
         <w:rPr>
           <w:rStyle w:val="36"/>
@@ -37360,13 +37314,13 @@
       </w:r>
     </w:p>
     <w:p>
-      <w:bookmarkStart w:id="131" w:name="_Toc11812"/>
+      <w:bookmarkStart w:id="131" w:name="_Toc11193_WPSOffice_Level1"/>
       <w:bookmarkStart w:id="132" w:name="_Toc1779"/>
-      <w:bookmarkStart w:id="133" w:name="_Toc28810_WPSOffice_Level1"/>
-      <w:bookmarkStart w:id="134" w:name="_Toc4979"/>
+      <w:bookmarkStart w:id="133" w:name="_Toc4979"/>
+      <w:bookmarkStart w:id="134" w:name="_Toc11812"/>
       <w:bookmarkStart w:id="135" w:name="_Toc20303"/>
-      <w:bookmarkStart w:id="136" w:name="_Toc11896_WPSOffice_Level1"/>
-      <w:bookmarkStart w:id="137" w:name="_Toc11193_WPSOffice_Level1"/>
+      <w:bookmarkStart w:id="136" w:name="_Toc28810_WPSOffice_Level1"/>
+      <w:bookmarkStart w:id="137" w:name="_Toc11896_WPSOffice_Level1"/>
       <w:r>
         <w:br w:type="page"/>
       </w:r>
@@ -37403,8 +37357,8 @@
           <w:lang w:eastAsia="zh-CN"/>
         </w:rPr>
       </w:pPr>
-      <w:bookmarkStart w:id="138" w:name="_Toc21183"/>
-      <w:bookmarkStart w:id="139" w:name="_Toc6597"/>
+      <w:bookmarkStart w:id="138" w:name="_Toc6597"/>
+      <w:bookmarkStart w:id="139" w:name="_Toc21183"/>
       <w:r>
         <w:rPr>
           <w:rFonts w:hint="eastAsia" w:ascii="Times New Roman" w:hAnsi="Times New Roman"/>
@@ -38094,14 +38048,14 @@
         </w:rPr>
       </w:pPr>
       <w:bookmarkStart w:id="140" w:name="_Toc19099"/>
-      <w:bookmarkStart w:id="141" w:name="_Toc28910_WPSOffice_Level1"/>
-      <w:bookmarkStart w:id="142" w:name="_Toc22484_WPSOffice_Level1"/>
-      <w:bookmarkStart w:id="143" w:name="_Toc29242"/>
-      <w:bookmarkStart w:id="144" w:name="_Toc6864"/>
-      <w:bookmarkStart w:id="145" w:name="_Toc27070"/>
-      <w:bookmarkStart w:id="146" w:name="_Toc7549"/>
-      <w:bookmarkStart w:id="147" w:name="_Toc16368_WPSOffice_Level1"/>
-      <w:bookmarkStart w:id="148" w:name="_Toc28537"/>
+      <w:bookmarkStart w:id="141" w:name="_Toc7549"/>
+      <w:bookmarkStart w:id="142" w:name="_Toc16368_WPSOffice_Level1"/>
+      <w:bookmarkStart w:id="143" w:name="_Toc28537"/>
+      <w:bookmarkStart w:id="144" w:name="_Toc22484_WPSOffice_Level1"/>
+      <w:bookmarkStart w:id="145" w:name="_Toc28910_WPSOffice_Level1"/>
+      <w:bookmarkStart w:id="146" w:name="_Toc29242"/>
+      <w:bookmarkStart w:id="147" w:name="_Toc6864"/>
+      <w:bookmarkStart w:id="148" w:name="_Toc27070"/>
       <w:bookmarkStart w:id="149" w:name="_Toc8182"/>
       <w:bookmarkStart w:id="150" w:name="_Toc29730"/>
       <w:r>
@@ -38194,10 +38148,9 @@
                 <w:szCs w:val="21"/>
               </w:rPr>
             </w:pPr>
-            <w:bookmarkStart w:id="173" w:name="_GoBack"/>
-            <w:bookmarkStart w:id="151" w:name="_Toc26985_WPSOffice_Level1"/>
-            <w:bookmarkStart w:id="152" w:name="_Toc20170_WPSOffice_Level1"/>
-            <w:bookmarkStart w:id="153" w:name="_Toc28454_WPSOffice_Level1"/>
+            <w:bookmarkStart w:id="151" w:name="_Toc28454_WPSOffice_Level1"/>
+            <w:bookmarkStart w:id="152" w:name="_Toc26985_WPSOffice_Level1"/>
+            <w:bookmarkStart w:id="153" w:name="_Toc20170_WPSOffice_Level1"/>
             <w:r>
               <w:rPr>
                 <w:rFonts w:hint="eastAsia" w:ascii="Times New Roman" w:hAnsi="Times New Roman" w:eastAsia="微软雅黑" w:cs="Times New Roman"/>
@@ -38475,7 +38428,6 @@
           </w:p>
         </w:tc>
       </w:tr>
-      <w:bookmarkEnd w:id="173"/>
     </w:tbl>
     <w:p>
       <w:pPr>
@@ -38570,20 +38522,20 @@
           <w:lang w:eastAsia="zh-CN"/>
         </w:rPr>
       </w:pPr>
-      <w:bookmarkStart w:id="154" w:name="_Toc9265"/>
-      <w:bookmarkStart w:id="155" w:name="_Toc15114"/>
+      <w:bookmarkStart w:id="154" w:name="_Toc15114"/>
+      <w:bookmarkStart w:id="155" w:name="_Toc9265"/>
       <w:bookmarkStart w:id="156" w:name="_Toc3409"/>
       <w:bookmarkStart w:id="157" w:name="_Toc20502"/>
       <w:bookmarkStart w:id="158" w:name="_Toc107825570"/>
       <w:bookmarkStart w:id="159" w:name="_Toc27034"/>
       <w:bookmarkStart w:id="160" w:name="_Toc8911"/>
-      <w:bookmarkStart w:id="161" w:name="_Toc4503"/>
-      <w:bookmarkStart w:id="162" w:name="_Toc11901"/>
-      <w:bookmarkStart w:id="163" w:name="_Toc27809"/>
-      <w:bookmarkStart w:id="164" w:name="_Toc15630"/>
-      <w:bookmarkStart w:id="165" w:name="_Toc17792_WPSOffice_Level2"/>
-      <w:bookmarkStart w:id="166" w:name="_Toc13275"/>
-      <w:bookmarkStart w:id="167" w:name="_Toc22623"/>
+      <w:bookmarkStart w:id="161" w:name="_Toc11901"/>
+      <w:bookmarkStart w:id="162" w:name="_Toc27809"/>
+      <w:bookmarkStart w:id="163" w:name="_Toc15630"/>
+      <w:bookmarkStart w:id="164" w:name="_Toc4503"/>
+      <w:bookmarkStart w:id="165" w:name="_Toc22623"/>
+      <w:bookmarkStart w:id="166" w:name="_Toc17792_WPSOffice_Level2"/>
+      <w:bookmarkStart w:id="167" w:name="_Toc13275"/>
       <w:bookmarkStart w:id="168" w:name="_Toc19584_WPSOffice_Level1"/>
       <w:bookmarkStart w:id="169" w:name="_Toc14611_WPSOffice_Level1"/>
       <w:bookmarkStart w:id="170" w:name="_Toc22162_WPSOffice_Level1"/>

--- a/WebContent/docx/乳腺癌56基因报告-重庆分子.docx
+++ b/WebContent/docx/乳腺癌56基因报告-重庆分子.docx
@@ -2972,17 +2972,17 @@
           </w14:shadow>
         </w:rPr>
       </w:pPr>
-      <w:bookmarkStart w:id="0" w:name="_Toc10446"/>
-      <w:bookmarkStart w:id="1" w:name="_Toc32054"/>
-      <w:bookmarkStart w:id="2" w:name="_Toc24178_WPSOffice_Level1"/>
-      <w:bookmarkStart w:id="3" w:name="_Toc6322"/>
-      <w:bookmarkStart w:id="4" w:name="_Toc28303"/>
-      <w:bookmarkStart w:id="5" w:name="_Toc21009_WPSOffice_Level1"/>
-      <w:bookmarkStart w:id="6" w:name="_Toc27500"/>
-      <w:bookmarkStart w:id="7" w:name="_Toc21669"/>
-      <w:bookmarkStart w:id="8" w:name="_Toc13806"/>
-      <w:bookmarkStart w:id="9" w:name="_Toc30143_WPSOffice_Level1"/>
-      <w:bookmarkStart w:id="10" w:name="_Toc24397"/>
+      <w:bookmarkStart w:id="0" w:name="_Toc13806"/>
+      <w:bookmarkStart w:id="1" w:name="_Toc28303"/>
+      <w:bookmarkStart w:id="2" w:name="_Toc30143_WPSOffice_Level1"/>
+      <w:bookmarkStart w:id="3" w:name="_Toc21669"/>
+      <w:bookmarkStart w:id="4" w:name="_Toc6322"/>
+      <w:bookmarkStart w:id="5" w:name="_Toc27500"/>
+      <w:bookmarkStart w:id="6" w:name="_Toc24178_WPSOffice_Level1"/>
+      <w:bookmarkStart w:id="7" w:name="_Toc24397"/>
+      <w:bookmarkStart w:id="8" w:name="_Toc32054"/>
+      <w:bookmarkStart w:id="9" w:name="_Toc10446"/>
+      <w:bookmarkStart w:id="10" w:name="_Toc21009_WPSOffice_Level1"/>
       <w:r>
         <w:rPr>
           <w:rFonts w:ascii="Times New Roman" w:hAnsi="Times New Roman"/>
@@ -3046,6 +3046,7 @@
             <w:insideH w:val="single" w:color="BEBEBE" w:themeColor="background1" w:themeShade="BF" w:sz="4" w:space="0"/>
             <w:insideV w:val="single" w:color="BEBEBE" w:themeColor="background1" w:themeShade="BF" w:sz="4" w:space="0"/>
           </w:tblBorders>
+          <w:shd w:val="clear" w:color="auto" w:fill="FFFFFF" w:themeFill="background1"/>
           <w:tblCellMar>
             <w:top w:w="0" w:type="dxa"/>
             <w:left w:w="108" w:type="dxa"/>
@@ -3689,16 +3690,16 @@
           </w14:shadow>
         </w:rPr>
       </w:pPr>
-      <w:bookmarkStart w:id="11" w:name="_Toc10518"/>
-      <w:bookmarkStart w:id="12" w:name="_Toc17451"/>
-      <w:bookmarkStart w:id="13" w:name="_Toc11465"/>
+      <w:bookmarkStart w:id="11" w:name="_Toc7021_WPSOffice_Level1"/>
+      <w:bookmarkStart w:id="12" w:name="_Toc11015_WPSOffice_Level1"/>
+      <w:bookmarkStart w:id="13" w:name="_Toc18062_WPSOffice_Level1"/>
       <w:bookmarkStart w:id="14" w:name="_Toc15297"/>
-      <w:bookmarkStart w:id="15" w:name="_Toc11015_WPSOffice_Level1"/>
-      <w:bookmarkStart w:id="16" w:name="_Toc18062_WPSOffice_Level1"/>
-      <w:bookmarkStart w:id="17" w:name="_Toc16456"/>
-      <w:bookmarkStart w:id="18" w:name="_Toc7021_WPSOffice_Level1"/>
-      <w:bookmarkStart w:id="19" w:name="_Toc13931"/>
-      <w:bookmarkStart w:id="20" w:name="_Toc19594"/>
+      <w:bookmarkStart w:id="15" w:name="_Toc11465"/>
+      <w:bookmarkStart w:id="16" w:name="_Toc10518"/>
+      <w:bookmarkStart w:id="17" w:name="_Toc13931"/>
+      <w:bookmarkStart w:id="18" w:name="_Toc19594"/>
+      <w:bookmarkStart w:id="19" w:name="_Toc16456"/>
+      <w:bookmarkStart w:id="20" w:name="_Toc17451"/>
       <w:bookmarkStart w:id="21" w:name="_Toc3823"/>
       <w:r>
         <w:rPr>
@@ -3997,14 +3998,14 @@
           </w14:shadow>
         </w:rPr>
       </w:pPr>
-      <w:bookmarkStart w:id="23" w:name="_Toc23369_WPSOffice_Level1"/>
-      <w:bookmarkStart w:id="24" w:name="_Toc1410"/>
+      <w:bookmarkStart w:id="23" w:name="_Toc25920"/>
+      <w:bookmarkStart w:id="24" w:name="_Toc23369_WPSOffice_Level1"/>
       <w:bookmarkStart w:id="25" w:name="_Toc2563"/>
-      <w:bookmarkStart w:id="26" w:name="_Toc4088"/>
+      <w:bookmarkStart w:id="26" w:name="_Toc18058"/>
       <w:bookmarkStart w:id="27" w:name="_Toc6221_WPSOffice_Level1"/>
       <w:bookmarkStart w:id="28" w:name="_Toc3871"/>
-      <w:bookmarkStart w:id="29" w:name="_Toc25920"/>
-      <w:bookmarkStart w:id="30" w:name="_Toc18058"/>
+      <w:bookmarkStart w:id="29" w:name="_Toc4088"/>
+      <w:bookmarkStart w:id="30" w:name="_Toc1410"/>
       <w:bookmarkStart w:id="31" w:name="_Toc16704"/>
       <w:bookmarkStart w:id="32" w:name="_Toc11387"/>
       <w:r>
@@ -5469,17 +5470,17 @@
           <w:lang w:eastAsia="zh-CN"/>
         </w:rPr>
       </w:pPr>
-      <w:bookmarkStart w:id="38" w:name="_Toc149837255"/>
-      <w:bookmarkStart w:id="39" w:name="_Toc32621"/>
+      <w:bookmarkStart w:id="38" w:name="_Toc32621"/>
+      <w:bookmarkStart w:id="39" w:name="_Toc149837255"/>
       <w:bookmarkStart w:id="40" w:name="_Toc19430"/>
-      <w:bookmarkStart w:id="41" w:name="_Toc284"/>
-      <w:bookmarkStart w:id="42" w:name="_Toc19898_WPSOffice_Level1"/>
-      <w:bookmarkStart w:id="43" w:name="_Toc2781"/>
-      <w:bookmarkStart w:id="44" w:name="_Toc22132"/>
-      <w:bookmarkStart w:id="45" w:name="_Toc19184"/>
-      <w:bookmarkStart w:id="46" w:name="_Toc12381"/>
-      <w:bookmarkStart w:id="47" w:name="_Toc14062"/>
-      <w:bookmarkStart w:id="48" w:name="_Toc20136_WPSOffice_Level1"/>
+      <w:bookmarkStart w:id="41" w:name="_Toc14062"/>
+      <w:bookmarkStart w:id="42" w:name="_Toc12381"/>
+      <w:bookmarkStart w:id="43" w:name="_Toc19184"/>
+      <w:bookmarkStart w:id="44" w:name="_Toc19898_WPSOffice_Level1"/>
+      <w:bookmarkStart w:id="45" w:name="_Toc2781"/>
+      <w:bookmarkStart w:id="46" w:name="_Toc284"/>
+      <w:bookmarkStart w:id="47" w:name="_Toc20136_WPSOffice_Level1"/>
+      <w:bookmarkStart w:id="48" w:name="_Toc22132"/>
       <w:r>
         <w:rPr>
           <w:rFonts w:hint="eastAsia"/>
@@ -5534,8 +5535,7 @@
       </w:tblPr>
       <w:tblGrid>
         <w:gridCol w:w="2004"/>
-        <w:gridCol w:w="1859"/>
-        <w:gridCol w:w="3953"/>
+        <w:gridCol w:w="5812"/>
         <w:gridCol w:w="2043"/>
       </w:tblGrid>
       <w:tr>
@@ -5560,7 +5560,7 @@
         </w:trPr>
         <w:tc>
           <w:tcPr>
-            <w:tcW w:w="2017" w:type="dxa"/>
+            <w:tcW w:w="2004" w:type="dxa"/>
             <w:tcBorders>
               <w:top w:val="nil"/>
               <w:bottom w:val="nil"/>
@@ -5599,7 +5599,7 @@
         </w:tc>
         <w:tc>
           <w:tcPr>
-            <w:tcW w:w="1871" w:type="dxa"/>
+            <w:tcW w:w="5812" w:type="dxa"/>
             <w:tcBorders>
               <w:top w:val="nil"/>
               <w:left w:val="single" w:color="FFFFFF" w:sz="18" w:space="0"/>
@@ -5633,53 +5633,13 @@
                 <w:szCs w:val="21"/>
                 <w:lang w:eastAsia="zh-CN" w:bidi="ar"/>
               </w:rPr>
-              <w:t>变异类型</w:t>
-            </w:r>
-          </w:p>
-        </w:tc>
-        <w:tc>
-          <w:tcPr>
-            <w:tcW w:w="3981" w:type="dxa"/>
-            <w:tcBorders>
-              <w:top w:val="nil"/>
-              <w:left w:val="single" w:color="FFFFFF" w:sz="18" w:space="0"/>
-              <w:bottom w:val="nil"/>
-              <w:right w:val="single" w:color="FFFFFF" w:sz="18" w:space="0"/>
-            </w:tcBorders>
-            <w:shd w:val="clear" w:color="auto" w:fill="61BB41"/>
-            <w:vAlign w:val="center"/>
-          </w:tcPr>
-          <w:p>
-            <w:pPr>
-              <w:widowControl/>
-              <w:jc w:val="center"/>
-              <w:textAlignment w:val="center"/>
-              <w:rPr>
-                <w:rFonts w:ascii="微软雅黑" w:hAnsi="微软雅黑" w:eastAsia="微软雅黑" w:cs="微软雅黑"/>
-                <w:b/>
-                <w:bCs/>
-                <w:color w:val="FFFFFF"/>
-                <w:sz w:val="21"/>
-                <w:szCs w:val="21"/>
-              </w:rPr>
-            </w:pPr>
-            <w:r>
-              <w:rPr>
-                <w:rFonts w:hint="eastAsia" w:ascii="微软雅黑" w:hAnsi="微软雅黑" w:eastAsia="微软雅黑" w:cs="微软雅黑"/>
-                <w:b/>
-                <w:bCs/>
-                <w:color w:val="FFFFFF"/>
-                <w:sz w:val="21"/>
-                <w:szCs w:val="21"/>
-                <w:lang w:eastAsia="zh-CN" w:bidi="ar"/>
-              </w:rPr>
               <w:t>检测结果</w:t>
             </w:r>
           </w:p>
         </w:tc>
         <w:tc>
           <w:tcPr>
-            <w:tcW w:w="2056" w:type="dxa"/>
+            <w:tcW w:w="2043" w:type="dxa"/>
             <w:tcBorders>
               <w:top w:val="nil"/>
               <w:left w:val="single" w:color="FFFFFF" w:sz="18" w:space="0"/>
@@ -5739,8 +5699,8 @@
         </w:trPr>
         <w:tc>
           <w:tcPr>
-            <w:tcW w:w="9925" w:type="dxa"/>
-            <w:gridSpan w:val="4"/>
+            <w:tcW w:w="9859" w:type="dxa"/>
+            <w:gridSpan w:val="3"/>
             <w:tcBorders>
               <w:top w:val="nil"/>
               <w:bottom w:val="single" w:color="A4A4A4" w:sz="4" w:space="0"/>
@@ -5793,7 +5753,7 @@
         </w:trPr>
         <w:tc>
           <w:tcPr>
-            <w:tcW w:w="2017" w:type="dxa"/>
+            <w:tcW w:w="2004" w:type="dxa"/>
             <w:tcBorders>
               <w:top w:val="single" w:color="A4A4A4" w:sz="4" w:space="0"/>
             </w:tcBorders>
@@ -5824,7 +5784,7 @@
         </w:tc>
         <w:tc>
           <w:tcPr>
-            <w:tcW w:w="1871" w:type="dxa"/>
+            <w:tcW w:w="5812" w:type="dxa"/>
             <w:tcBorders>
               <w:top w:val="single" w:color="A4A4A4" w:sz="4" w:space="0"/>
             </w:tcBorders>
@@ -5834,7 +5794,60 @@
           </w:tcPr>
           <w:p>
             <w:pPr>
-              <w:jc w:val="center"/>
+              <w:widowControl/>
+              <w:jc w:val="center"/>
+              <w:textAlignment w:val="center"/>
+              <w:rPr>
+                <w:rFonts w:ascii="Times New Roman" w:hAnsi="Times New Roman" w:eastAsia="微软雅黑" w:cs="Times New Roman"/>
+                <w:sz w:val="21"/>
+                <w:szCs w:val="21"/>
+                <w:lang w:eastAsia="zh-CN"/>
+              </w:rPr>
+            </w:pPr>
+            <w:r>
+              <w:rPr>
+                <w:rFonts w:hint="eastAsia" w:ascii="Times New Roman" w:hAnsi="Times New Roman" w:eastAsia="微软雅黑" w:cs="Times New Roman"/>
+                <w:sz w:val="21"/>
+                <w:szCs w:val="21"/>
+                <w:lang w:eastAsia="zh-CN"/>
+              </w:rPr>
+              <w:t>{% if it.ori_variantList == [] %}未检测到与用药相关突变{%else%}{% for i in it.ori_variantList %}{%if loop.last%}</w:t>
+            </w:r>
+            <w:r>
+              <w:rPr>
+                <w:rFonts w:hint="eastAsia" w:ascii="Times New Roman" w:hAnsi="Times New Roman" w:eastAsia="微软雅黑" w:cs="Times New Roman"/>
+                <w:color w:val="FF0000"/>
+                <w:sz w:val="21"/>
+                <w:szCs w:val="21"/>
+                <w:lang w:eastAsia="zh-CN"/>
+              </w:rPr>
+              <w:t>{{ i }}</w:t>
+            </w:r>
+            <w:r>
+              <w:rPr>
+                <w:rFonts w:hint="eastAsia" w:ascii="Times New Roman" w:hAnsi="Times New Roman" w:eastAsia="微软雅黑" w:cs="Times New Roman"/>
+                <w:sz w:val="21"/>
+                <w:szCs w:val="21"/>
+                <w:lang w:eastAsia="zh-CN"/>
+              </w:rPr>
+              <w:t>{%else%}</w:t>
+            </w:r>
+            <w:r>
+              <w:rPr>
+                <w:rFonts w:hint="eastAsia" w:ascii="Times New Roman" w:hAnsi="Times New Roman" w:eastAsia="微软雅黑" w:cs="Times New Roman"/>
+                <w:color w:val="FF0000"/>
+                <w:sz w:val="21"/>
+                <w:szCs w:val="21"/>
+                <w:lang w:eastAsia="zh-CN"/>
+              </w:rPr>
+              <w:t>{{ i }}</w:t>
+            </w:r>
+          </w:p>
+          <w:p>
+            <w:pPr>
+              <w:widowControl/>
+              <w:jc w:val="center"/>
+              <w:textAlignment w:val="center"/>
               <w:rPr>
                 <w:rFonts w:ascii="微软雅黑" w:hAnsi="微软雅黑" w:eastAsia="微软雅黑" w:cs="微软雅黑"/>
                 <w:color w:val="000000"/>
@@ -5849,96 +5862,13 @@
                 <w:szCs w:val="21"/>
                 <w:lang w:eastAsia="zh-CN"/>
               </w:rPr>
-              <w:t>{{ it.info }}</w:t>
-            </w:r>
-          </w:p>
-        </w:tc>
-        <w:tc>
-          <w:tcPr>
-            <w:tcW w:w="3981" w:type="dxa"/>
-            <w:tcBorders>
-              <w:top w:val="single" w:color="A4A4A4" w:sz="4" w:space="0"/>
-            </w:tcBorders>
-            <w:shd w:val="clear" w:color="auto" w:fill="auto"/>
-            <w:vAlign w:val="center"/>
-          </w:tcPr>
-          <w:p>
-            <w:pPr>
-              <w:widowControl/>
-              <w:jc w:val="center"/>
-              <w:textAlignment w:val="center"/>
-              <w:rPr>
-                <w:rFonts w:ascii="Times New Roman" w:hAnsi="Times New Roman" w:eastAsia="微软雅黑" w:cs="Times New Roman"/>
-                <w:sz w:val="21"/>
-                <w:szCs w:val="21"/>
-                <w:lang w:eastAsia="zh-CN"/>
-              </w:rPr>
-            </w:pPr>
-            <w:r>
-              <w:rPr>
-                <w:rFonts w:hint="eastAsia" w:ascii="Times New Roman" w:hAnsi="Times New Roman" w:eastAsia="微软雅黑" w:cs="Times New Roman"/>
-                <w:sz w:val="21"/>
-                <w:szCs w:val="21"/>
-                <w:lang w:eastAsia="zh-CN"/>
-              </w:rPr>
-              <w:t>{% if it.ori_variantList == [] %}未检测到与用药相关突变{%else%}{% for i in it.ori_variantList %}{%if loop.last%}</w:t>
-            </w:r>
-            <w:r>
-              <w:rPr>
-                <w:rFonts w:hint="eastAsia" w:ascii="Times New Roman" w:hAnsi="Times New Roman" w:eastAsia="微软雅黑" w:cs="Times New Roman"/>
-                <w:color w:val="FF0000"/>
-                <w:sz w:val="21"/>
-                <w:szCs w:val="21"/>
-                <w:lang w:eastAsia="zh-CN"/>
-              </w:rPr>
-              <w:t>{{ i }}</w:t>
-            </w:r>
-            <w:r>
-              <w:rPr>
-                <w:rFonts w:hint="eastAsia" w:ascii="Times New Roman" w:hAnsi="Times New Roman" w:eastAsia="微软雅黑" w:cs="Times New Roman"/>
-                <w:sz w:val="21"/>
-                <w:szCs w:val="21"/>
-                <w:lang w:eastAsia="zh-CN"/>
-              </w:rPr>
-              <w:t>{%else%}</w:t>
-            </w:r>
-            <w:r>
-              <w:rPr>
-                <w:rFonts w:hint="eastAsia" w:ascii="Times New Roman" w:hAnsi="Times New Roman" w:eastAsia="微软雅黑" w:cs="Times New Roman"/>
-                <w:color w:val="FF0000"/>
-                <w:sz w:val="21"/>
-                <w:szCs w:val="21"/>
-                <w:lang w:eastAsia="zh-CN"/>
-              </w:rPr>
-              <w:t>{{ i }}</w:t>
-            </w:r>
-          </w:p>
-          <w:p>
-            <w:pPr>
-              <w:widowControl/>
-              <w:jc w:val="center"/>
-              <w:textAlignment w:val="center"/>
-              <w:rPr>
-                <w:rFonts w:ascii="微软雅黑" w:hAnsi="微软雅黑" w:eastAsia="微软雅黑" w:cs="微软雅黑"/>
-                <w:color w:val="000000"/>
-                <w:sz w:val="21"/>
-                <w:szCs w:val="21"/>
-              </w:rPr>
-            </w:pPr>
-            <w:r>
-              <w:rPr>
-                <w:rFonts w:hint="eastAsia" w:ascii="Times New Roman" w:hAnsi="Times New Roman" w:eastAsia="微软雅黑" w:cs="Times New Roman"/>
-                <w:sz w:val="21"/>
-                <w:szCs w:val="21"/>
-                <w:lang w:eastAsia="zh-CN"/>
-              </w:rPr>
               <w:t>{%endif%}{% endfor%}{%endif%}</w:t>
             </w:r>
           </w:p>
         </w:tc>
         <w:tc>
           <w:tcPr>
-            <w:tcW w:w="2056" w:type="dxa"/>
+            <w:tcW w:w="2043" w:type="dxa"/>
             <w:tcBorders>
               <w:top w:val="single" w:color="A4A4A4" w:sz="4" w:space="0"/>
             </w:tcBorders>
@@ -6040,8 +5970,8 @@
         </w:trPr>
         <w:tc>
           <w:tcPr>
-            <w:tcW w:w="9925" w:type="dxa"/>
-            <w:gridSpan w:val="4"/>
+            <w:tcW w:w="9859" w:type="dxa"/>
+            <w:gridSpan w:val="3"/>
             <w:shd w:val="clear" w:color="auto" w:fill="auto"/>
             <w:noWrap/>
             <w:vAlign w:val="center"/>
@@ -6165,43 +6095,6 @@
           <w:lang w:eastAsia="zh-CN"/>
         </w:rPr>
         <w:t>变异详情，可查看基因变异检测结果及解析。</w:t>
-      </w:r>
-    </w:p>
-    <w:p>
-      <w:pPr>
-        <w:keepNext w:val="0"/>
-        <w:keepLines w:val="0"/>
-        <w:pageBreakBefore w:val="0"/>
-        <w:widowControl w:val="0"/>
-        <w:numPr>
-          <w:ilvl w:val="0"/>
-          <w:numId w:val="6"/>
-        </w:numPr>
-        <w:kinsoku/>
-        <w:wordWrap/>
-        <w:overflowPunct/>
-        <w:topLinePunct w:val="0"/>
-        <w:autoSpaceDE/>
-        <w:autoSpaceDN/>
-        <w:bidi w:val="0"/>
-        <w:adjustRightInd/>
-        <w:snapToGrid/>
-        <w:spacing w:line="216" w:lineRule="auto"/>
-        <w:ind w:left="425" w:hanging="425"/>
-        <w:textAlignment w:val="auto"/>
-        <w:rPr>
-          <w:rFonts w:ascii="Times New Roman" w:hAnsi="Times New Roman" w:eastAsia="微软雅黑" w:cs="Times New Roman"/>
-          <w:sz w:val="18"/>
-          <w:lang w:eastAsia="zh-CN"/>
-        </w:rPr>
-      </w:pPr>
-      <w:r>
-        <w:rPr>
-          <w:rFonts w:hint="eastAsia" w:ascii="Times New Roman" w:hAnsi="Times New Roman" w:eastAsia="微软雅黑" w:cs="Times New Roman"/>
-          <w:sz w:val="18"/>
-          <w:lang w:eastAsia="zh-CN"/>
-        </w:rPr>
-        <w:t>以上基因的检测范围涵盖但不限于上表中列出的变异类型。</w:t>
       </w:r>
     </w:p>
     <w:p>
@@ -6728,10 +6621,10 @@
       <w:bookmarkEnd w:id="48"/>
       <w:bookmarkEnd w:id="49"/>
       <w:bookmarkEnd w:id="50"/>
-      <w:bookmarkStart w:id="51" w:name="_Toc15063"/>
-      <w:bookmarkStart w:id="52" w:name="_Toc23375"/>
-      <w:bookmarkStart w:id="53" w:name="_Toc9088"/>
-      <w:bookmarkStart w:id="54" w:name="_Toc18062_WPSOffice_Level2"/>
+      <w:bookmarkStart w:id="51" w:name="_Toc9088"/>
+      <w:bookmarkStart w:id="52" w:name="_Toc15063"/>
+      <w:bookmarkStart w:id="53" w:name="_Toc18062_WPSOffice_Level2"/>
+      <w:bookmarkStart w:id="54" w:name="_Toc23375"/>
       <w:bookmarkStart w:id="55" w:name="_Toc11015_WPSOffice_Level2"/>
     </w:p>
     <w:bookmarkEnd w:id="51"/>
@@ -6753,9 +6646,9 @@
           <w:lang w:eastAsia="zh-CN"/>
         </w:rPr>
       </w:pPr>
-      <w:bookmarkStart w:id="56" w:name="_Toc10363"/>
+      <w:bookmarkStart w:id="56" w:name="_Toc12296"/>
       <w:bookmarkStart w:id="57" w:name="_Toc149837258"/>
-      <w:bookmarkStart w:id="58" w:name="_Toc12296"/>
+      <w:bookmarkStart w:id="58" w:name="_Toc10363"/>
       <w:r>
         <w:rPr>
           <w:rFonts w:hint="eastAsia"/>
@@ -11490,17 +11383,17 @@
         </w:numPr>
         <w:jc w:val="left"/>
       </w:pPr>
-      <w:bookmarkStart w:id="59" w:name="_Toc18064"/>
-      <w:bookmarkStart w:id="60" w:name="_Toc23722"/>
-      <w:bookmarkStart w:id="61" w:name="_Toc149837259"/>
-      <w:bookmarkStart w:id="62" w:name="_Toc25675"/>
-      <w:bookmarkStart w:id="63" w:name="_Toc626"/>
-      <w:bookmarkStart w:id="64" w:name="_Toc25737"/>
+      <w:bookmarkStart w:id="59" w:name="_Toc23722"/>
+      <w:bookmarkStart w:id="60" w:name="_Toc149837259"/>
+      <w:bookmarkStart w:id="61" w:name="_Toc18064"/>
+      <w:bookmarkStart w:id="62" w:name="_Toc7551_WPSOffice_Level2"/>
+      <w:bookmarkStart w:id="63" w:name="_Toc1549"/>
+      <w:bookmarkStart w:id="64" w:name="_Toc25675"/>
       <w:bookmarkStart w:id="65" w:name="_Toc4339"/>
-      <w:bookmarkStart w:id="66" w:name="_Toc17410"/>
-      <w:bookmarkStart w:id="67" w:name="_Toc1549"/>
-      <w:bookmarkStart w:id="68" w:name="_Toc6221_WPSOffice_Level2"/>
-      <w:bookmarkStart w:id="69" w:name="_Toc7551_WPSOffice_Level2"/>
+      <w:bookmarkStart w:id="66" w:name="_Toc6221_WPSOffice_Level2"/>
+      <w:bookmarkStart w:id="67" w:name="_Toc17410"/>
+      <w:bookmarkStart w:id="68" w:name="_Toc25737"/>
+      <w:bookmarkStart w:id="69" w:name="_Toc626"/>
       <w:r>
         <w:rPr>
           <w:rFonts w:hint="eastAsia"/>
@@ -15337,8 +15230,8 @@
       <w:bookmarkEnd w:id="67"/>
       <w:bookmarkEnd w:id="68"/>
       <w:bookmarkEnd w:id="69"/>
-      <w:bookmarkStart w:id="70" w:name="_Toc149837260"/>
-      <w:bookmarkStart w:id="71" w:name="_Toc31713"/>
+      <w:bookmarkStart w:id="70" w:name="_Toc31713"/>
+      <w:bookmarkStart w:id="71" w:name="_Toc149837260"/>
       <w:bookmarkStart w:id="72" w:name="_Toc28239"/>
       <w:bookmarkStart w:id="73" w:name="_Toc7307_WPSOffice_Level3"/>
       <w:r>
@@ -15911,9 +15804,9 @@
         <w:br w:type="page"/>
       </w:r>
       <w:bookmarkEnd w:id="73"/>
-      <w:bookmarkStart w:id="74" w:name="_Toc15033"/>
-      <w:bookmarkStart w:id="75" w:name="_Toc149837261"/>
-      <w:bookmarkStart w:id="76" w:name="_Toc2404"/>
+      <w:bookmarkStart w:id="74" w:name="_Toc149837261"/>
+      <w:bookmarkStart w:id="75" w:name="_Toc2404"/>
+      <w:bookmarkStart w:id="76" w:name="_Toc15033"/>
       <w:r>
         <w:rPr>
           <w:rFonts w:hint="eastAsia" w:ascii="Times New Roman" w:hAnsi="Times New Roman" w:eastAsia="微软雅黑" w:cs="Times New Roman"/>
@@ -16063,6 +15956,12 @@
             <w:insideH w:val="dotted" w:color="033F86" w:sz="4" w:space="0"/>
             <w:insideV w:val="dotted" w:color="033F86" w:sz="4" w:space="0"/>
           </w:tblBorders>
+          <w:tblCellMar>
+            <w:top w:w="0" w:type="dxa"/>
+            <w:left w:w="108" w:type="dxa"/>
+            <w:bottom w:w="0" w:type="dxa"/>
+            <w:right w:w="108" w:type="dxa"/>
+          </w:tblCellMar>
         </w:tblPrEx>
         <w:trPr>
           <w:jc w:val="center"/>
@@ -19071,20 +18970,20 @@
           </w14:shadow>
         </w:rPr>
       </w:pPr>
-      <w:bookmarkStart w:id="80" w:name="_Toc23903"/>
-      <w:bookmarkStart w:id="81" w:name="_Toc180"/>
-      <w:bookmarkStart w:id="82" w:name="_Toc30705"/>
-      <w:bookmarkStart w:id="83" w:name="_Toc23846_WPSOffice_Level1"/>
-      <w:bookmarkStart w:id="84" w:name="_Toc4331_WPSOffice_Level1"/>
-      <w:bookmarkStart w:id="85" w:name="_Toc149837263"/>
-      <w:bookmarkStart w:id="86" w:name="_Toc25727"/>
-      <w:bookmarkStart w:id="87" w:name="_Toc32443_WPSOffice_Level1"/>
-      <w:bookmarkStart w:id="88" w:name="_Toc2289"/>
-      <w:bookmarkStart w:id="89" w:name="_Toc26395"/>
-      <w:bookmarkStart w:id="90" w:name="_Toc32468"/>
-      <w:bookmarkStart w:id="91" w:name="_Toc29383"/>
-      <w:bookmarkStart w:id="92" w:name="_Toc20694"/>
-      <w:bookmarkStart w:id="93" w:name="_Toc6784"/>
+      <w:bookmarkStart w:id="80" w:name="_Toc32443_WPSOffice_Level1"/>
+      <w:bookmarkStart w:id="81" w:name="_Toc23846_WPSOffice_Level1"/>
+      <w:bookmarkStart w:id="82" w:name="_Toc149837263"/>
+      <w:bookmarkStart w:id="83" w:name="_Toc2289"/>
+      <w:bookmarkStart w:id="84" w:name="_Toc30705"/>
+      <w:bookmarkStart w:id="85" w:name="_Toc23903"/>
+      <w:bookmarkStart w:id="86" w:name="_Toc180"/>
+      <w:bookmarkStart w:id="87" w:name="_Toc25727"/>
+      <w:bookmarkStart w:id="88" w:name="_Toc4331_WPSOffice_Level1"/>
+      <w:bookmarkStart w:id="89" w:name="_Toc6784"/>
+      <w:bookmarkStart w:id="90" w:name="_Toc26395"/>
+      <w:bookmarkStart w:id="91" w:name="_Toc20694"/>
+      <w:bookmarkStart w:id="92" w:name="_Toc29383"/>
+      <w:bookmarkStart w:id="93" w:name="_Toc32468"/>
       <w:r>
         <w:rPr>
           <w:color w:val="62B541"/>
@@ -19144,11 +19043,11 @@
         </w:rPr>
       </w:pPr>
       <w:bookmarkStart w:id="94" w:name="_Toc32443_WPSOffice_Level2"/>
-      <w:bookmarkStart w:id="95" w:name="_Toc23606"/>
-      <w:bookmarkStart w:id="96" w:name="_Toc28062"/>
-      <w:bookmarkStart w:id="97" w:name="_Toc4331_WPSOffice_Level2"/>
+      <w:bookmarkStart w:id="95" w:name="_Toc32302"/>
+      <w:bookmarkStart w:id="96" w:name="_Toc4331_WPSOffice_Level2"/>
+      <w:bookmarkStart w:id="97" w:name="_Toc23606"/>
       <w:bookmarkStart w:id="98" w:name="_Toc27407"/>
-      <w:bookmarkStart w:id="99" w:name="_Toc32302"/>
+      <w:bookmarkStart w:id="99" w:name="_Toc28062"/>
       <w:bookmarkStart w:id="100" w:name="_Toc149837264"/>
       <w:r>
         <w:rPr>
@@ -22093,6 +21992,12 @@
             <w:insideH w:val="dotted" w:color="45A3A7" w:sz="4" w:space="0"/>
             <w:insideV w:val="dotted" w:color="45A3A7" w:sz="4" w:space="0"/>
           </w:tblBorders>
+          <w:tblCellMar>
+            <w:top w:w="0" w:type="dxa"/>
+            <w:left w:w="108" w:type="dxa"/>
+            <w:bottom w:w="0" w:type="dxa"/>
+            <w:right w:w="108" w:type="dxa"/>
+          </w:tblCellMar>
         </w:tblPrEx>
         <w:trPr>
           <w:trHeight w:val="417" w:hRule="atLeast"/>
@@ -32610,15 +32515,15 @@
       <w:bookmarkEnd w:id="91"/>
       <w:bookmarkEnd w:id="92"/>
       <w:bookmarkEnd w:id="93"/>
-      <w:bookmarkStart w:id="104" w:name="_Toc1707_WPSOffice_Level1"/>
-      <w:bookmarkStart w:id="105" w:name="_Toc18680"/>
-      <w:bookmarkStart w:id="106" w:name="_Toc2409"/>
-      <w:bookmarkStart w:id="107" w:name="_Toc21764_WPSOffice_Level1"/>
-      <w:bookmarkStart w:id="108" w:name="_Toc27302"/>
-      <w:bookmarkStart w:id="109" w:name="_Toc12505"/>
-      <w:bookmarkStart w:id="110" w:name="_Toc13196_WPSOffice_Level1"/>
-      <w:bookmarkStart w:id="111" w:name="_Toc16594"/>
-      <w:bookmarkStart w:id="112" w:name="_Toc28240"/>
+      <w:bookmarkStart w:id="104" w:name="_Toc18680"/>
+      <w:bookmarkStart w:id="105" w:name="_Toc28240"/>
+      <w:bookmarkStart w:id="106" w:name="_Toc21764_WPSOffice_Level1"/>
+      <w:bookmarkStart w:id="107" w:name="_Toc12505"/>
+      <w:bookmarkStart w:id="108" w:name="_Toc13196_WPSOffice_Level1"/>
+      <w:bookmarkStart w:id="109" w:name="_Toc1707_WPSOffice_Level1"/>
+      <w:bookmarkStart w:id="110" w:name="_Toc16594"/>
+      <w:bookmarkStart w:id="111" w:name="_Toc27302"/>
+      <w:bookmarkStart w:id="112" w:name="_Toc2409"/>
       <w:r>
         <w:rPr>
           <w:rFonts w:hint="eastAsia" w:ascii="Times New Roman" w:hAnsi="Times New Roman" w:eastAsia="微软雅黑" w:cs="Times New Roman"/>
@@ -32644,14 +32549,14 @@
           <w:lang w:eastAsia="zh-CN"/>
         </w:rPr>
       </w:pPr>
-      <w:bookmarkStart w:id="113" w:name="_Toc1707_WPSOffice_Level2"/>
-      <w:bookmarkStart w:id="114" w:name="_Toc149837267"/>
-      <w:bookmarkStart w:id="115" w:name="_Toc16347"/>
-      <w:bookmarkStart w:id="116" w:name="_Toc14132"/>
-      <w:bookmarkStart w:id="117" w:name="_Toc16054"/>
-      <w:bookmarkStart w:id="118" w:name="_Toc29437"/>
-      <w:bookmarkStart w:id="119" w:name="_Toc26649"/>
-      <w:bookmarkStart w:id="120" w:name="_Toc21764_WPSOffice_Level2"/>
+      <w:bookmarkStart w:id="113" w:name="_Toc16347"/>
+      <w:bookmarkStart w:id="114" w:name="_Toc14132"/>
+      <w:bookmarkStart w:id="115" w:name="_Toc29437"/>
+      <w:bookmarkStart w:id="116" w:name="_Toc16054"/>
+      <w:bookmarkStart w:id="117" w:name="_Toc149837267"/>
+      <w:bookmarkStart w:id="118" w:name="_Toc21764_WPSOffice_Level2"/>
+      <w:bookmarkStart w:id="119" w:name="_Toc1707_WPSOffice_Level2"/>
+      <w:bookmarkStart w:id="120" w:name="_Toc26649"/>
       <w:r>
         <w:rPr>
           <w:color w:val="auto"/>
@@ -34808,13 +34713,13 @@
         </w:rPr>
       </w:pPr>
       <w:bookmarkStart w:id="123" w:name="_Toc9066"/>
-      <w:bookmarkStart w:id="124" w:name="_Toc15840_WPSOffice_Level1"/>
-      <w:bookmarkStart w:id="125" w:name="_Toc14255_WPSOffice_Level1"/>
-      <w:bookmarkStart w:id="126" w:name="_Toc3674"/>
-      <w:bookmarkStart w:id="127" w:name="_Toc9914"/>
-      <w:bookmarkStart w:id="128" w:name="_Toc24085_WPSOffice_Level1"/>
-      <w:bookmarkStart w:id="129" w:name="_Toc32005"/>
-      <w:bookmarkStart w:id="130" w:name="_Toc12798"/>
+      <w:bookmarkStart w:id="124" w:name="_Toc9914"/>
+      <w:bookmarkStart w:id="125" w:name="_Toc3674"/>
+      <w:bookmarkStart w:id="126" w:name="_Toc14255_WPSOffice_Level1"/>
+      <w:bookmarkStart w:id="127" w:name="_Toc15840_WPSOffice_Level1"/>
+      <w:bookmarkStart w:id="128" w:name="_Toc12798"/>
+      <w:bookmarkStart w:id="129" w:name="_Toc24085_WPSOffice_Level1"/>
+      <w:bookmarkStart w:id="130" w:name="_Toc32005"/>
       <w:r>
         <w:rPr>
           <w:rFonts w:hint="eastAsia" w:ascii="Times New Roman" w:hAnsi="Times New Roman"/>
@@ -37314,13 +37219,13 @@
       </w:r>
     </w:p>
     <w:p>
-      <w:bookmarkStart w:id="131" w:name="_Toc11193_WPSOffice_Level1"/>
-      <w:bookmarkStart w:id="132" w:name="_Toc1779"/>
-      <w:bookmarkStart w:id="133" w:name="_Toc4979"/>
-      <w:bookmarkStart w:id="134" w:name="_Toc11812"/>
+      <w:bookmarkStart w:id="131" w:name="_Toc11812"/>
+      <w:bookmarkStart w:id="132" w:name="_Toc28810_WPSOffice_Level1"/>
+      <w:bookmarkStart w:id="133" w:name="_Toc1779"/>
+      <w:bookmarkStart w:id="134" w:name="_Toc4979"/>
       <w:bookmarkStart w:id="135" w:name="_Toc20303"/>
-      <w:bookmarkStart w:id="136" w:name="_Toc28810_WPSOffice_Level1"/>
-      <w:bookmarkStart w:id="137" w:name="_Toc11896_WPSOffice_Level1"/>
+      <w:bookmarkStart w:id="136" w:name="_Toc11896_WPSOffice_Level1"/>
+      <w:bookmarkStart w:id="137" w:name="_Toc11193_WPSOffice_Level1"/>
       <w:r>
         <w:br w:type="page"/>
       </w:r>
@@ -37357,8 +37262,8 @@
           <w:lang w:eastAsia="zh-CN"/>
         </w:rPr>
       </w:pPr>
-      <w:bookmarkStart w:id="138" w:name="_Toc6597"/>
-      <w:bookmarkStart w:id="139" w:name="_Toc21183"/>
+      <w:bookmarkStart w:id="138" w:name="_Toc21183"/>
+      <w:bookmarkStart w:id="139" w:name="_Toc6597"/>
       <w:r>
         <w:rPr>
           <w:rFonts w:hint="eastAsia" w:ascii="Times New Roman" w:hAnsi="Times New Roman"/>
@@ -38047,17 +37952,17 @@
           <w:lang w:eastAsia="zh-CN"/>
         </w:rPr>
       </w:pPr>
-      <w:bookmarkStart w:id="140" w:name="_Toc19099"/>
-      <w:bookmarkStart w:id="141" w:name="_Toc7549"/>
-      <w:bookmarkStart w:id="142" w:name="_Toc16368_WPSOffice_Level1"/>
-      <w:bookmarkStart w:id="143" w:name="_Toc28537"/>
-      <w:bookmarkStart w:id="144" w:name="_Toc22484_WPSOffice_Level1"/>
+      <w:bookmarkStart w:id="140" w:name="_Toc7549"/>
+      <w:bookmarkStart w:id="141" w:name="_Toc22484_WPSOffice_Level1"/>
+      <w:bookmarkStart w:id="142" w:name="_Toc8182"/>
+      <w:bookmarkStart w:id="143" w:name="_Toc16368_WPSOffice_Level1"/>
+      <w:bookmarkStart w:id="144" w:name="_Toc29242"/>
       <w:bookmarkStart w:id="145" w:name="_Toc28910_WPSOffice_Level1"/>
-      <w:bookmarkStart w:id="146" w:name="_Toc29242"/>
-      <w:bookmarkStart w:id="147" w:name="_Toc6864"/>
-      <w:bookmarkStart w:id="148" w:name="_Toc27070"/>
-      <w:bookmarkStart w:id="149" w:name="_Toc8182"/>
-      <w:bookmarkStart w:id="150" w:name="_Toc29730"/>
+      <w:bookmarkStart w:id="146" w:name="_Toc27070"/>
+      <w:bookmarkStart w:id="147" w:name="_Toc29730"/>
+      <w:bookmarkStart w:id="148" w:name="_Toc19099"/>
+      <w:bookmarkStart w:id="149" w:name="_Toc6864"/>
+      <w:bookmarkStart w:id="150" w:name="_Toc28537"/>
       <w:r>
         <w:rPr>
           <w:rFonts w:hint="eastAsia" w:ascii="Times New Roman" w:hAnsi="Times New Roman"/>
@@ -38148,9 +38053,9 @@
                 <w:szCs w:val="21"/>
               </w:rPr>
             </w:pPr>
-            <w:bookmarkStart w:id="151" w:name="_Toc28454_WPSOffice_Level1"/>
-            <w:bookmarkStart w:id="152" w:name="_Toc26985_WPSOffice_Level1"/>
-            <w:bookmarkStart w:id="153" w:name="_Toc20170_WPSOffice_Level1"/>
+            <w:bookmarkStart w:id="151" w:name="_Toc26985_WPSOffice_Level1"/>
+            <w:bookmarkStart w:id="152" w:name="_Toc20170_WPSOffice_Level1"/>
+            <w:bookmarkStart w:id="153" w:name="_Toc28454_WPSOffice_Level1"/>
             <w:r>
               <w:rPr>
                 <w:rFonts w:hint="eastAsia" w:ascii="Times New Roman" w:hAnsi="Times New Roman" w:eastAsia="微软雅黑" w:cs="Times New Roman"/>
@@ -38522,23 +38427,23 @@
           <w:lang w:eastAsia="zh-CN"/>
         </w:rPr>
       </w:pPr>
-      <w:bookmarkStart w:id="154" w:name="_Toc15114"/>
-      <w:bookmarkStart w:id="155" w:name="_Toc9265"/>
-      <w:bookmarkStart w:id="156" w:name="_Toc3409"/>
-      <w:bookmarkStart w:id="157" w:name="_Toc20502"/>
-      <w:bookmarkStart w:id="158" w:name="_Toc107825570"/>
+      <w:bookmarkStart w:id="154" w:name="_Toc9265"/>
+      <w:bookmarkStart w:id="155" w:name="_Toc20502"/>
+      <w:bookmarkStart w:id="156" w:name="_Toc15114"/>
+      <w:bookmarkStart w:id="157" w:name="_Toc3409"/>
+      <w:bookmarkStart w:id="158" w:name="_Toc8911"/>
       <w:bookmarkStart w:id="159" w:name="_Toc27034"/>
-      <w:bookmarkStart w:id="160" w:name="_Toc8911"/>
-      <w:bookmarkStart w:id="161" w:name="_Toc11901"/>
-      <w:bookmarkStart w:id="162" w:name="_Toc27809"/>
-      <w:bookmarkStart w:id="163" w:name="_Toc15630"/>
+      <w:bookmarkStart w:id="160" w:name="_Toc107825570"/>
+      <w:bookmarkStart w:id="161" w:name="_Toc27809"/>
+      <w:bookmarkStart w:id="162" w:name="_Toc15630"/>
+      <w:bookmarkStart w:id="163" w:name="_Toc11901"/>
       <w:bookmarkStart w:id="164" w:name="_Toc4503"/>
-      <w:bookmarkStart w:id="165" w:name="_Toc22623"/>
-      <w:bookmarkStart w:id="166" w:name="_Toc17792_WPSOffice_Level2"/>
-      <w:bookmarkStart w:id="167" w:name="_Toc13275"/>
+      <w:bookmarkStart w:id="165" w:name="_Toc17792_WPSOffice_Level2"/>
+      <w:bookmarkStart w:id="166" w:name="_Toc22623"/>
+      <w:bookmarkStart w:id="167" w:name="_Toc22162_WPSOffice_Level1"/>
       <w:bookmarkStart w:id="168" w:name="_Toc19584_WPSOffice_Level1"/>
-      <w:bookmarkStart w:id="169" w:name="_Toc14611_WPSOffice_Level1"/>
-      <w:bookmarkStart w:id="170" w:name="_Toc22162_WPSOffice_Level1"/>
+      <w:bookmarkStart w:id="169" w:name="_Toc13275"/>
+      <w:bookmarkStart w:id="170" w:name="_Toc14611_WPSOffice_Level1"/>
       <w:r>
         <w:rPr>
           <w:rFonts w:hint="eastAsia"/>
